--- a/out-Materialubersicht.docx
+++ b/out-Materialubersicht.docx
@@ -319,7 +319,7 @@
                 <w:sz w:val="20"/>
                 <w:szCs w:val="20"/>
               </w:rPr>
-              <w:t xml:space="preserve">CLPESG40</w:t>
+              <w:t xml:space="preserve">KM02</w:t>
             </w:r>
           </w:p>
         </w:tc>
@@ -340,7 +340,7 @@
                 <w:sz w:val="20"/>
                 <w:szCs w:val="20"/>
               </w:rPr>
-              <w:t/>
+              <w:t xml:space="preserve">Kleinmaterial groß</w:t>
             </w:r>
           </w:p>
         </w:tc>
@@ -361,7 +361,7 @@
                 <w:sz w:val="20"/>
                 <w:szCs w:val="20"/>
               </w:rPr>
-              <w:t xml:space="preserve">2</w:t>
+              <w:t xml:space="preserve">1</w:t>
             </w:r>
           </w:p>
         </w:tc>
@@ -454,7 +454,7 @@
                 <w:sz w:val="20"/>
                 <w:szCs w:val="20"/>
               </w:rPr>
-              <w:t xml:space="preserve">KM02</w:t>
+              <w:t xml:space="preserve">SLA140100</w:t>
             </w:r>
           </w:p>
         </w:tc>
@@ -475,7 +475,7 @@
                 <w:sz w:val="20"/>
                 <w:szCs w:val="20"/>
               </w:rPr>
-              <w:t xml:space="preserve">Kleinmaterial groß</w:t>
+              <w:t xml:space="preserve">Duschwanne Slate 140x100x3cm Mineralguss weiss Nuovvo</w:t>
             </w:r>
           </w:p>
         </w:tc>
@@ -589,7 +589,7 @@
                 <w:sz w:val="20"/>
                 <w:szCs w:val="20"/>
               </w:rPr>
-              <w:t xml:space="preserve">SLA160100</w:t>
+              <w:t xml:space="preserve">STELZ</w:t>
             </w:r>
           </w:p>
         </w:tc>
@@ -610,7 +610,7 @@
                 <w:sz w:val="20"/>
                 <w:szCs w:val="20"/>
               </w:rPr>
-              <w:t xml:space="preserve">Duschwanne Slate 160x100x3cm Mineralguss weiss Nuovvo</w:t>
+              <w:t xml:space="preserve">Stelzlager höhenverstellar Set</w:t>
             </w:r>
           </w:p>
         </w:tc>
@@ -724,7 +724,7 @@
                 <w:sz w:val="20"/>
                 <w:szCs w:val="20"/>
               </w:rPr>
-              <w:t xml:space="preserve">STELZ</w:t>
+              <w:t xml:space="preserve">TRWDB</w:t>
             </w:r>
           </w:p>
         </w:tc>
@@ -745,7 +745,7 @@
                 <w:sz w:val="20"/>
                 <w:szCs w:val="20"/>
               </w:rPr>
-              <w:t xml:space="preserve">Stelzlager höhenverstellar Set</w:t>
+              <w:t xml:space="preserve">TRINNITY Wannenabdichtband-Set 3,4 m Nass-/Trockenanbindung entspr. DIN 18534</w:t>
             </w:r>
           </w:p>
         </w:tc>
@@ -859,7 +859,7 @@
                 <w:sz w:val="20"/>
                 <w:szCs w:val="20"/>
               </w:rPr>
-              <w:t xml:space="preserve">TRWDB</w:t>
+              <w:t xml:space="preserve">TRWDSET5</w:t>
             </w:r>
           </w:p>
         </w:tc>
@@ -880,7 +880,952 @@
                 <w:sz w:val="20"/>
                 <w:szCs w:val="20"/>
               </w:rPr>
-              <w:t xml:space="preserve">TRINNITY Wannenabdichtband-Set 3,4 m Nass-/Trockenanbindung entspr. DIN 18534</w:t>
+              <w:t xml:space="preserve">TRINNITY Wandabdichtung BASIS-Set 5 qm DW bis 100 x 100 / BW bis 180 x 80 cm</w:t>
+            </w:r>
+          </w:p>
+        </w:tc>
+        <w:tc>
+          <w:tcPr>
+            <w:tcW w:w="853" w:type="dxa"/>
+          </w:tcPr>
+          <w:p>
+            <w:pPr>
+              <w:rPr>
+                <w:sz w:val="20"/>
+                <w:szCs w:val="20"/>
+                <w:lang w:val="de-DE"/>
+              </w:rPr>
+            </w:pPr>
+            <w:r>
+              <w:rPr>
+                <w:sz w:val="20"/>
+                <w:szCs w:val="20"/>
+              </w:rPr>
+              <w:t xml:space="preserve">1</w:t>
+            </w:r>
+          </w:p>
+        </w:tc>
+        <w:tc>
+          <w:tcPr>
+            <w:tcW w:w="878" w:type="dxa"/>
+          </w:tcPr>
+          <w:p>
+            <w:pPr>
+              <w:rPr>
+                <w:sz w:val="20"/>
+                <w:szCs w:val="20"/>
+                <w:lang w:val="de-DE"/>
+              </w:rPr>
+            </w:pPr>
+            <w:r>
+              <w:rPr>
+                <w:sz w:val="20"/>
+                <w:szCs w:val="20"/>
+              </w:rPr>
+              <w:t xml:space="preserve">Stck.</w:t>
+            </w:r>
+          </w:p>
+        </w:tc>
+        <w:tc>
+          <w:tcPr>
+            <w:tcW w:w="1303" w:type="dxa"/>
+          </w:tcPr>
+          <w:p>
+            <w:pPr>
+              <w:rPr>
+                <w:sz w:val="20"/>
+                <w:szCs w:val="20"/>
+                <w:lang w:val="de-DE"/>
+              </w:rPr>
+            </w:pPr>
+            <w:r>
+              <w:rPr>
+                <w:sz w:val="20"/>
+                <w:szCs w:val="20"/>
+              </w:rPr>
+              <w:t/>
+            </w:r>
+            <w:r>
+              <w:rPr>
+                <w:sz w:val="20"/>
+                <w:szCs w:val="20"/>
+              </w:rPr>
+              <w:t/>
+            </w:r>
+          </w:p>
+        </w:tc>
+      </w:tr>
+      <w:tr>
+        <w:tc>
+          <w:tcPr>
+            <w:tcW w:w="2836" w:type="dxa"/>
+          </w:tcPr>
+          <w:p>
+            <w:pPr>
+              <w:rPr>
+                <w:sz w:val="20"/>
+                <w:szCs w:val="20"/>
+                <w:lang w:val="de-DE"/>
+              </w:rPr>
+            </w:pPr>
+            <w:r>
+              <w:rPr>
+                <w:sz w:val="20"/>
+                <w:szCs w:val="20"/>
+              </w:rPr>
+              <w:t xml:space="preserve">7</w:t>
+            </w:r>
+          </w:p>
+        </w:tc>
+        <w:tc>
+          <w:tcPr>
+            <w:tcW w:w="2041" w:type="dxa"/>
+          </w:tcPr>
+          <w:p>
+            <w:pPr>
+              <w:rPr>
+                <w:sz w:val="20"/>
+                <w:szCs w:val="20"/>
+                <w:lang w:val="de-DE"/>
+              </w:rPr>
+            </w:pPr>
+            <w:r>
+              <w:rPr>
+                <w:sz w:val="20"/>
+                <w:szCs w:val="20"/>
+              </w:rPr>
+              <w:t xml:space="preserve">V3A</w:t>
+            </w:r>
+          </w:p>
+        </w:tc>
+        <w:tc>
+          <w:tcPr>
+            <w:tcW w:w="1440" w:type="dxa"/>
+          </w:tcPr>
+          <w:p>
+            <w:pPr>
+              <w:rPr>
+                <w:sz w:val="20"/>
+                <w:szCs w:val="20"/>
+                <w:lang w:val="de-DE"/>
+              </w:rPr>
+            </w:pPr>
+            <w:r>
+              <w:rPr>
+                <w:sz w:val="20"/>
+                <w:szCs w:val="20"/>
+              </w:rPr>
+              <w:t xml:space="preserve">Abschlussprofil 3.0 255 cm silber eloxiert VIGOUR</w:t>
+            </w:r>
+          </w:p>
+        </w:tc>
+        <w:tc>
+          <w:tcPr>
+            <w:tcW w:w="853" w:type="dxa"/>
+          </w:tcPr>
+          <w:p>
+            <w:pPr>
+              <w:rPr>
+                <w:sz w:val="20"/>
+                <w:szCs w:val="20"/>
+                <w:lang w:val="de-DE"/>
+              </w:rPr>
+            </w:pPr>
+            <w:r>
+              <w:rPr>
+                <w:sz w:val="20"/>
+                <w:szCs w:val="20"/>
+              </w:rPr>
+              <w:t xml:space="preserve">3</w:t>
+            </w:r>
+          </w:p>
+        </w:tc>
+        <w:tc>
+          <w:tcPr>
+            <w:tcW w:w="878" w:type="dxa"/>
+          </w:tcPr>
+          <w:p>
+            <w:pPr>
+              <w:rPr>
+                <w:sz w:val="20"/>
+                <w:szCs w:val="20"/>
+                <w:lang w:val="de-DE"/>
+              </w:rPr>
+            </w:pPr>
+            <w:r>
+              <w:rPr>
+                <w:sz w:val="20"/>
+                <w:szCs w:val="20"/>
+              </w:rPr>
+              <w:t xml:space="preserve">Stck.</w:t>
+            </w:r>
+          </w:p>
+        </w:tc>
+        <w:tc>
+          <w:tcPr>
+            <w:tcW w:w="1303" w:type="dxa"/>
+          </w:tcPr>
+          <w:p>
+            <w:pPr>
+              <w:rPr>
+                <w:sz w:val="20"/>
+                <w:szCs w:val="20"/>
+                <w:lang w:val="de-DE"/>
+              </w:rPr>
+            </w:pPr>
+            <w:r>
+              <w:rPr>
+                <w:sz w:val="20"/>
+                <w:szCs w:val="20"/>
+              </w:rPr>
+              <w:t/>
+            </w:r>
+            <w:r>
+              <w:rPr>
+                <w:sz w:val="20"/>
+                <w:szCs w:val="20"/>
+              </w:rPr>
+              <w:t/>
+            </w:r>
+          </w:p>
+        </w:tc>
+      </w:tr>
+      <w:tr>
+        <w:tc>
+          <w:tcPr>
+            <w:tcW w:w="2836" w:type="dxa"/>
+          </w:tcPr>
+          <w:p>
+            <w:pPr>
+              <w:rPr>
+                <w:sz w:val="20"/>
+                <w:szCs w:val="20"/>
+                <w:lang w:val="de-DE"/>
+              </w:rPr>
+            </w:pPr>
+            <w:r>
+              <w:rPr>
+                <w:sz w:val="20"/>
+                <w:szCs w:val="20"/>
+              </w:rPr>
+              <w:t xml:space="preserve">8</w:t>
+            </w:r>
+          </w:p>
+        </w:tc>
+        <w:tc>
+          <w:tcPr>
+            <w:tcW w:w="2041" w:type="dxa"/>
+          </w:tcPr>
+          <w:p>
+            <w:pPr>
+              <w:rPr>
+                <w:sz w:val="20"/>
+                <w:szCs w:val="20"/>
+                <w:lang w:val="de-DE"/>
+              </w:rPr>
+            </w:pPr>
+            <w:r>
+              <w:rPr>
+                <w:sz w:val="20"/>
+                <w:szCs w:val="20"/>
+              </w:rPr>
+              <w:t xml:space="preserve">V3V</w:t>
+            </w:r>
+          </w:p>
+        </w:tc>
+        <w:tc>
+          <w:tcPr>
+            <w:tcW w:w="1440" w:type="dxa"/>
+          </w:tcPr>
+          <w:p>
+            <w:pPr>
+              <w:rPr>
+                <w:sz w:val="20"/>
+                <w:szCs w:val="20"/>
+                <w:lang w:val="de-DE"/>
+              </w:rPr>
+            </w:pPr>
+            <w:r>
+              <w:rPr>
+                <w:sz w:val="20"/>
+                <w:szCs w:val="20"/>
+              </w:rPr>
+              <w:t xml:space="preserve">Verbindungsprofil 3.0 255 cm silber eloxiert VIGOUR</w:t>
+            </w:r>
+          </w:p>
+        </w:tc>
+        <w:tc>
+          <w:tcPr>
+            <w:tcW w:w="853" w:type="dxa"/>
+          </w:tcPr>
+          <w:p>
+            <w:pPr>
+              <w:rPr>
+                <w:sz w:val="20"/>
+                <w:szCs w:val="20"/>
+                <w:lang w:val="de-DE"/>
+              </w:rPr>
+            </w:pPr>
+            <w:r>
+              <w:rPr>
+                <w:sz w:val="20"/>
+                <w:szCs w:val="20"/>
+              </w:rPr>
+              <w:t xml:space="preserve">2</w:t>
+            </w:r>
+          </w:p>
+        </w:tc>
+        <w:tc>
+          <w:tcPr>
+            <w:tcW w:w="878" w:type="dxa"/>
+          </w:tcPr>
+          <w:p>
+            <w:pPr>
+              <w:rPr>
+                <w:sz w:val="20"/>
+                <w:szCs w:val="20"/>
+                <w:lang w:val="de-DE"/>
+              </w:rPr>
+            </w:pPr>
+            <w:r>
+              <w:rPr>
+                <w:sz w:val="20"/>
+                <w:szCs w:val="20"/>
+              </w:rPr>
+              <w:t xml:space="preserve">Stck.</w:t>
+            </w:r>
+          </w:p>
+        </w:tc>
+        <w:tc>
+          <w:tcPr>
+            <w:tcW w:w="1303" w:type="dxa"/>
+          </w:tcPr>
+          <w:p>
+            <w:pPr>
+              <w:rPr>
+                <w:sz w:val="20"/>
+                <w:szCs w:val="20"/>
+                <w:lang w:val="de-DE"/>
+              </w:rPr>
+            </w:pPr>
+            <w:r>
+              <w:rPr>
+                <w:sz w:val="20"/>
+                <w:szCs w:val="20"/>
+              </w:rPr>
+              <w:t/>
+            </w:r>
+            <w:r>
+              <w:rPr>
+                <w:sz w:val="20"/>
+                <w:szCs w:val="20"/>
+              </w:rPr>
+              <w:t/>
+            </w:r>
+          </w:p>
+        </w:tc>
+      </w:tr>
+      <w:tr>
+        <w:tc>
+          <w:tcPr>
+            <w:tcW w:w="2836" w:type="dxa"/>
+          </w:tcPr>
+          <w:p>
+            <w:pPr>
+              <w:rPr>
+                <w:sz w:val="20"/>
+                <w:szCs w:val="20"/>
+                <w:lang w:val="de-DE"/>
+              </w:rPr>
+            </w:pPr>
+            <w:r>
+              <w:rPr>
+                <w:sz w:val="20"/>
+                <w:szCs w:val="20"/>
+              </w:rPr>
+              <w:t xml:space="preserve">9</w:t>
+            </w:r>
+          </w:p>
+        </w:tc>
+        <w:tc>
+          <w:tcPr>
+            <w:tcW w:w="2041" w:type="dxa"/>
+          </w:tcPr>
+          <w:p>
+            <w:pPr>
+              <w:rPr>
+                <w:sz w:val="20"/>
+                <w:szCs w:val="20"/>
+                <w:lang w:val="de-DE"/>
+              </w:rPr>
+            </w:pPr>
+            <w:r>
+              <w:rPr>
+                <w:sz w:val="20"/>
+                <w:szCs w:val="20"/>
+              </w:rPr>
+              <w:t xml:space="preserve">V4FK600</w:t>
+            </w:r>
+          </w:p>
+        </w:tc>
+        <w:tc>
+          <w:tcPr>
+            <w:tcW w:w="1440" w:type="dxa"/>
+          </w:tcPr>
+          <w:p>
+            <w:pPr>
+              <w:rPr>
+                <w:sz w:val="20"/>
+                <w:szCs w:val="20"/>
+                <w:lang w:val="de-DE"/>
+              </w:rPr>
+            </w:pPr>
+            <w:r>
+              <w:rPr>
+                <w:sz w:val="20"/>
+                <w:szCs w:val="20"/>
+              </w:rPr>
+              <w:t xml:space="preserve">Flächenkleber 3.0/4.0/5.0 Fußboden und Wandverkleidungspaneele 600ml VIGOUR</w:t>
+            </w:r>
+          </w:p>
+        </w:tc>
+        <w:tc>
+          <w:tcPr>
+            <w:tcW w:w="853" w:type="dxa"/>
+          </w:tcPr>
+          <w:p>
+            <w:pPr>
+              <w:rPr>
+                <w:sz w:val="20"/>
+                <w:szCs w:val="20"/>
+                <w:lang w:val="de-DE"/>
+              </w:rPr>
+            </w:pPr>
+            <w:r>
+              <w:rPr>
+                <w:sz w:val="20"/>
+                <w:szCs w:val="20"/>
+              </w:rPr>
+              <w:t xml:space="preserve">4</w:t>
+            </w:r>
+          </w:p>
+        </w:tc>
+        <w:tc>
+          <w:tcPr>
+            <w:tcW w:w="878" w:type="dxa"/>
+          </w:tcPr>
+          <w:p>
+            <w:pPr>
+              <w:rPr>
+                <w:sz w:val="20"/>
+                <w:szCs w:val="20"/>
+                <w:lang w:val="de-DE"/>
+              </w:rPr>
+            </w:pPr>
+            <w:r>
+              <w:rPr>
+                <w:sz w:val="20"/>
+                <w:szCs w:val="20"/>
+              </w:rPr>
+              <w:t xml:space="preserve">Stck.</w:t>
+            </w:r>
+          </w:p>
+        </w:tc>
+        <w:tc>
+          <w:tcPr>
+            <w:tcW w:w="1303" w:type="dxa"/>
+          </w:tcPr>
+          <w:p>
+            <w:pPr>
+              <w:rPr>
+                <w:sz w:val="20"/>
+                <w:szCs w:val="20"/>
+                <w:lang w:val="de-DE"/>
+              </w:rPr>
+            </w:pPr>
+            <w:r>
+              <w:rPr>
+                <w:sz w:val="20"/>
+                <w:szCs w:val="20"/>
+              </w:rPr>
+              <w:t/>
+            </w:r>
+            <w:r>
+              <w:rPr>
+                <w:sz w:val="20"/>
+                <w:szCs w:val="20"/>
+              </w:rPr>
+              <w:t/>
+            </w:r>
+          </w:p>
+        </w:tc>
+      </w:tr>
+      <w:tr>
+        <w:tc>
+          <w:tcPr>
+            <w:tcW w:w="2836" w:type="dxa"/>
+          </w:tcPr>
+          <w:p>
+            <w:pPr>
+              <w:rPr>
+                <w:sz w:val="20"/>
+                <w:szCs w:val="20"/>
+                <w:lang w:val="de-DE"/>
+              </w:rPr>
+            </w:pPr>
+            <w:r>
+              <w:rPr>
+                <w:sz w:val="20"/>
+                <w:szCs w:val="20"/>
+              </w:rPr>
+              <w:t xml:space="preserve">10</w:t>
+            </w:r>
+          </w:p>
+        </w:tc>
+        <w:tc>
+          <w:tcPr>
+            <w:tcW w:w="2041" w:type="dxa"/>
+          </w:tcPr>
+          <w:p>
+            <w:pPr>
+              <w:rPr>
+                <w:sz w:val="20"/>
+                <w:szCs w:val="20"/>
+                <w:lang w:val="de-DE"/>
+              </w:rPr>
+            </w:pPr>
+            <w:r>
+              <w:rPr>
+                <w:sz w:val="20"/>
+                <w:szCs w:val="20"/>
+              </w:rPr>
+              <w:t xml:space="preserve">V4RKIT</w:t>
+            </w:r>
+          </w:p>
+        </w:tc>
+        <w:tc>
+          <w:tcPr>
+            <w:tcW w:w="1440" w:type="dxa"/>
+          </w:tcPr>
+          <w:p>
+            <w:pPr>
+              <w:rPr>
+                <w:sz w:val="20"/>
+                <w:szCs w:val="20"/>
+                <w:lang w:val="de-DE"/>
+              </w:rPr>
+            </w:pPr>
+            <w:r>
+              <w:rPr>
+                <w:sz w:val="20"/>
+                <w:szCs w:val="20"/>
+              </w:rPr>
+              <w:t xml:space="preserve">Wandverkleidungsklebstoff 3.0/4.0 für Wandverkleidungspaneel VIGOUR</w:t>
+            </w:r>
+          </w:p>
+        </w:tc>
+        <w:tc>
+          <w:tcPr>
+            <w:tcW w:w="853" w:type="dxa"/>
+          </w:tcPr>
+          <w:p>
+            <w:pPr>
+              <w:rPr>
+                <w:sz w:val="20"/>
+                <w:szCs w:val="20"/>
+                <w:lang w:val="de-DE"/>
+              </w:rPr>
+            </w:pPr>
+            <w:r>
+              <w:rPr>
+                <w:sz w:val="20"/>
+                <w:szCs w:val="20"/>
+              </w:rPr>
+              <w:t xml:space="preserve">11</w:t>
+            </w:r>
+          </w:p>
+        </w:tc>
+        <w:tc>
+          <w:tcPr>
+            <w:tcW w:w="878" w:type="dxa"/>
+          </w:tcPr>
+          <w:p>
+            <w:pPr>
+              <w:rPr>
+                <w:sz w:val="20"/>
+                <w:szCs w:val="20"/>
+                <w:lang w:val="de-DE"/>
+              </w:rPr>
+            </w:pPr>
+            <w:r>
+              <w:rPr>
+                <w:sz w:val="20"/>
+                <w:szCs w:val="20"/>
+              </w:rPr>
+              <w:t xml:space="preserve">Stck.</w:t>
+            </w:r>
+          </w:p>
+        </w:tc>
+        <w:tc>
+          <w:tcPr>
+            <w:tcW w:w="1303" w:type="dxa"/>
+          </w:tcPr>
+          <w:p>
+            <w:pPr>
+              <w:rPr>
+                <w:sz w:val="20"/>
+                <w:szCs w:val="20"/>
+                <w:lang w:val="de-DE"/>
+              </w:rPr>
+            </w:pPr>
+            <w:r>
+              <w:rPr>
+                <w:sz w:val="20"/>
+                <w:szCs w:val="20"/>
+              </w:rPr>
+              <w:t/>
+            </w:r>
+            <w:r>
+              <w:rPr>
+                <w:sz w:val="20"/>
+                <w:szCs w:val="20"/>
+              </w:rPr>
+              <w:t/>
+            </w:r>
+          </w:p>
+        </w:tc>
+      </w:tr>
+      <w:tr>
+        <w:tc>
+          <w:tcPr>
+            <w:tcW w:w="2836" w:type="dxa"/>
+          </w:tcPr>
+          <w:p>
+            <w:pPr>
+              <w:rPr>
+                <w:sz w:val="20"/>
+                <w:szCs w:val="20"/>
+                <w:lang w:val="de-DE"/>
+              </w:rPr>
+            </w:pPr>
+            <w:r>
+              <w:rPr>
+                <w:sz w:val="20"/>
+                <w:szCs w:val="20"/>
+              </w:rPr>
+              <w:t xml:space="preserve">11</w:t>
+            </w:r>
+          </w:p>
+        </w:tc>
+        <w:tc>
+          <w:tcPr>
+            <w:tcW w:w="2041" w:type="dxa"/>
+          </w:tcPr>
+          <w:p>
+            <w:pPr>
+              <w:rPr>
+                <w:sz w:val="20"/>
+                <w:szCs w:val="20"/>
+                <w:lang w:val="de-DE"/>
+              </w:rPr>
+            </w:pPr>
+            <w:r>
+              <w:rPr>
+                <w:sz w:val="20"/>
+                <w:szCs w:val="20"/>
+              </w:rPr>
+              <w:t xml:space="preserve">V4RPKIT</w:t>
+            </w:r>
+          </w:p>
+        </w:tc>
+        <w:tc>
+          <w:tcPr>
+            <w:tcW w:w="1440" w:type="dxa"/>
+          </w:tcPr>
+          <w:p>
+            <w:pPr>
+              <w:rPr>
+                <w:sz w:val="20"/>
+                <w:szCs w:val="20"/>
+                <w:lang w:val="de-DE"/>
+              </w:rPr>
+            </w:pPr>
+            <w:r>
+              <w:rPr>
+                <w:sz w:val="20"/>
+                <w:szCs w:val="20"/>
+              </w:rPr>
+              <w:t xml:space="preserve">3.0 / 4.0 Profilklebstoff für Wandverkleidungsprofil VIGOUR</w:t>
+            </w:r>
+          </w:p>
+        </w:tc>
+        <w:tc>
+          <w:tcPr>
+            <w:tcW w:w="853" w:type="dxa"/>
+          </w:tcPr>
+          <w:p>
+            <w:pPr>
+              <w:rPr>
+                <w:sz w:val="20"/>
+                <w:szCs w:val="20"/>
+                <w:lang w:val="de-DE"/>
+              </w:rPr>
+            </w:pPr>
+            <w:r>
+              <w:rPr>
+                <w:sz w:val="20"/>
+                <w:szCs w:val="20"/>
+              </w:rPr>
+              <w:t xml:space="preserve">3</w:t>
+            </w:r>
+          </w:p>
+        </w:tc>
+        <w:tc>
+          <w:tcPr>
+            <w:tcW w:w="878" w:type="dxa"/>
+          </w:tcPr>
+          <w:p>
+            <w:pPr>
+              <w:rPr>
+                <w:sz w:val="20"/>
+                <w:szCs w:val="20"/>
+                <w:lang w:val="de-DE"/>
+              </w:rPr>
+            </w:pPr>
+            <w:r>
+              <w:rPr>
+                <w:sz w:val="20"/>
+                <w:szCs w:val="20"/>
+              </w:rPr>
+              <w:t xml:space="preserve">Stck.</w:t>
+            </w:r>
+          </w:p>
+        </w:tc>
+        <w:tc>
+          <w:tcPr>
+            <w:tcW w:w="1303" w:type="dxa"/>
+          </w:tcPr>
+          <w:p>
+            <w:pPr>
+              <w:rPr>
+                <w:sz w:val="20"/>
+                <w:szCs w:val="20"/>
+                <w:lang w:val="de-DE"/>
+              </w:rPr>
+            </w:pPr>
+            <w:r>
+              <w:rPr>
+                <w:sz w:val="20"/>
+                <w:szCs w:val="20"/>
+              </w:rPr>
+              <w:t/>
+            </w:r>
+            <w:r>
+              <w:rPr>
+                <w:sz w:val="20"/>
+                <w:szCs w:val="20"/>
+              </w:rPr>
+              <w:t/>
+            </w:r>
+          </w:p>
+        </w:tc>
+      </w:tr>
+      <w:tr>
+        <w:tc>
+          <w:tcPr>
+            <w:tcW w:w="2836" w:type="dxa"/>
+          </w:tcPr>
+          <w:p>
+            <w:pPr>
+              <w:rPr>
+                <w:sz w:val="20"/>
+                <w:szCs w:val="20"/>
+                <w:lang w:val="de-DE"/>
+              </w:rPr>
+            </w:pPr>
+            <w:r>
+              <w:rPr>
+                <w:sz w:val="20"/>
+                <w:szCs w:val="20"/>
+              </w:rPr>
+              <w:t xml:space="preserve">12</w:t>
+            </w:r>
+          </w:p>
+        </w:tc>
+        <w:tc>
+          <w:tcPr>
+            <w:tcW w:w="2041" w:type="dxa"/>
+          </w:tcPr>
+          <w:p>
+            <w:pPr>
+              <w:rPr>
+                <w:sz w:val="20"/>
+                <w:szCs w:val="20"/>
+                <w:lang w:val="de-DE"/>
+              </w:rPr>
+            </w:pPr>
+            <w:r>
+              <w:rPr>
+                <w:sz w:val="20"/>
+                <w:szCs w:val="20"/>
+              </w:rPr>
+              <w:t xml:space="preserve">V5FB02</w:t>
+            </w:r>
+          </w:p>
+        </w:tc>
+        <w:tc>
+          <w:tcPr>
+            <w:tcW w:w="1440" w:type="dxa"/>
+          </w:tcPr>
+          <w:p>
+            <w:pPr>
+              <w:rPr>
+                <w:sz w:val="20"/>
+                <w:szCs w:val="20"/>
+                <w:lang w:val="de-DE"/>
+              </w:rPr>
+            </w:pPr>
+            <w:r>
+              <w:rPr>
+                <w:sz w:val="20"/>
+                <w:szCs w:val="20"/>
+              </w:rPr>
+              <w:t xml:space="preserve">Fußboden individ.5.0 1500x200mm Lava beige (8 Paneele=2,4m/2) VIGOUR</w:t>
+            </w:r>
+          </w:p>
+        </w:tc>
+        <w:tc>
+          <w:tcPr>
+            <w:tcW w:w="853" w:type="dxa"/>
+          </w:tcPr>
+          <w:p>
+            <w:pPr>
+              <w:rPr>
+                <w:sz w:val="20"/>
+                <w:szCs w:val="20"/>
+                <w:lang w:val="de-DE"/>
+              </w:rPr>
+            </w:pPr>
+            <w:r>
+              <w:rPr>
+                <w:sz w:val="20"/>
+                <w:szCs w:val="20"/>
+              </w:rPr>
+              <w:t xml:space="preserve">8</w:t>
+            </w:r>
+          </w:p>
+        </w:tc>
+        <w:tc>
+          <w:tcPr>
+            <w:tcW w:w="878" w:type="dxa"/>
+          </w:tcPr>
+          <w:p>
+            <w:pPr>
+              <w:rPr>
+                <w:sz w:val="20"/>
+                <w:szCs w:val="20"/>
+                <w:lang w:val="de-DE"/>
+              </w:rPr>
+            </w:pPr>
+            <w:r>
+              <w:rPr>
+                <w:sz w:val="20"/>
+                <w:szCs w:val="20"/>
+              </w:rPr>
+              <w:t xml:space="preserve">Stck.</w:t>
+            </w:r>
+          </w:p>
+        </w:tc>
+        <w:tc>
+          <w:tcPr>
+            <w:tcW w:w="1303" w:type="dxa"/>
+          </w:tcPr>
+          <w:p>
+            <w:pPr>
+              <w:rPr>
+                <w:sz w:val="20"/>
+                <w:szCs w:val="20"/>
+                <w:lang w:val="de-DE"/>
+              </w:rPr>
+            </w:pPr>
+            <w:r>
+              <w:rPr>
+                <w:sz w:val="20"/>
+                <w:szCs w:val="20"/>
+              </w:rPr>
+              <w:t/>
+            </w:r>
+            <w:r>
+              <w:rPr>
+                <w:sz w:val="20"/>
+                <w:szCs w:val="20"/>
+              </w:rPr>
+              <w:t/>
+            </w:r>
+          </w:p>
+        </w:tc>
+      </w:tr>
+      <w:tr>
+        <w:tc>
+          <w:tcPr>
+            <w:tcW w:w="2836" w:type="dxa"/>
+          </w:tcPr>
+          <w:p>
+            <w:pPr>
+              <w:rPr>
+                <w:sz w:val="20"/>
+                <w:szCs w:val="20"/>
+                <w:lang w:val="de-DE"/>
+              </w:rPr>
+            </w:pPr>
+            <w:r>
+              <w:rPr>
+                <w:sz w:val="20"/>
+                <w:szCs w:val="20"/>
+              </w:rPr>
+              <w:t xml:space="preserve">13</w:t>
+            </w:r>
+          </w:p>
+        </w:tc>
+        <w:tc>
+          <w:tcPr>
+            <w:tcW w:w="2041" w:type="dxa"/>
+          </w:tcPr>
+          <w:p>
+            <w:pPr>
+              <w:rPr>
+                <w:sz w:val="20"/>
+                <w:szCs w:val="20"/>
+                <w:lang w:val="de-DE"/>
+              </w:rPr>
+            </w:pPr>
+            <w:r>
+              <w:rPr>
+                <w:sz w:val="20"/>
+                <w:szCs w:val="20"/>
+              </w:rPr>
+              <w:t xml:space="preserve">V22WS1R</w:t>
+            </w:r>
+          </w:p>
+        </w:tc>
+        <w:tc>
+          <w:tcPr>
+            <w:tcW w:w="1440" w:type="dxa"/>
+          </w:tcPr>
+          <w:p>
+            <w:pPr>
+              <w:rPr>
+                <w:sz w:val="20"/>
+                <w:szCs w:val="20"/>
+                <w:lang w:val="de-DE"/>
+              </w:rPr>
+            </w:pPr>
+            <w:r>
+              <w:rPr>
+                <w:sz w:val="20"/>
+                <w:szCs w:val="20"/>
+              </w:rPr>
+              <w:t/>
             </w:r>
           </w:p>
         </w:tc>
